--- a/reports/Діденко_Ярослав/ЛР5_Таблиці_Японія.docx
+++ b/reports/Діденко_Ярослав/ЛР5_Таблиці_Японія.docx
@@ -4,308 +4,6 @@
   <w:body>
     <w:p>
       <w:pPr>
-        <w:spacing w:after="0" w:before="0" w:line="300"/>
-        <w:jc w:val="center"/>
-      </w:pPr>
-      <w:r>
-        <w:rPr>
-          <w:rFonts w:ascii="Times New Roman" w:cs="Times New Roman" w:eastAsia="Times New Roman" w:hAnsi="Times New Roman"/>
-          <w:b/>
-          <w:bCs/>
-          <w:sz w:val="28"/>
-          <w:szCs w:val="28"/>
-        </w:rPr>
-        <w:t xml:space="preserve">МІНІСТЕРСТВО ОСВІТИ І НАУКИ УКРАЇНИ</w:t>
-      </w:r>
-    </w:p>
-    <w:p>
-      <w:pPr>
-        <w:spacing w:after="0" w:before="0" w:line="300"/>
-        <w:jc w:val="center"/>
-      </w:pPr>
-      <w:r>
-        <w:rPr>
-          <w:rFonts w:ascii="Times New Roman" w:cs="Times New Roman" w:eastAsia="Times New Roman" w:hAnsi="Times New Roman"/>
-          <w:b/>
-          <w:bCs/>
-          <w:sz w:val="28"/>
-          <w:szCs w:val="28"/>
-        </w:rPr>
-        <w:t xml:space="preserve">НАЦІОНАЛЬНИЙ УНІВЕРСИТЕТ ХАРЧОВИХ ТЕХНОЛОГІЙ</w:t>
-      </w:r>
-    </w:p>
-    <w:p>
-      <w:pPr>
-        <w:spacing w:after="0" w:before="120" w:line="300"/>
-        <w:jc w:val="center"/>
-      </w:pPr>
-      <w:r>
-        <w:rPr>
-          <w:rFonts w:ascii="Times New Roman" w:cs="Times New Roman" w:eastAsia="Times New Roman" w:hAnsi="Times New Roman"/>
-          <w:b/>
-          <w:bCs/>
-          <w:sz w:val="28"/>
-          <w:szCs w:val="28"/>
-        </w:rPr>
-        <w:t xml:space="preserve">ВІДОКРЕМЛЕНИЙ СТРУКТУРНИЙ ПІДРОЗДІЛ</w:t>
-      </w:r>
-    </w:p>
-    <w:p>
-      <w:pPr>
-        <w:spacing w:after="0" w:before="0" w:line="300"/>
-        <w:jc w:val="center"/>
-      </w:pPr>
-      <w:r>
-        <w:rPr>
-          <w:rFonts w:ascii="Times New Roman" w:cs="Times New Roman" w:eastAsia="Times New Roman" w:hAnsi="Times New Roman"/>
-          <w:b/>
-          <w:bCs/>
-          <w:sz w:val="28"/>
-          <w:szCs w:val="28"/>
-        </w:rPr>
-        <w:t xml:space="preserve">«КАМ’ЯНЕЦЬ-ПОДІЛЬСЬКИЙ ФАХОВИЙ КОЛЕДЖ</w:t>
-      </w:r>
-    </w:p>
-    <w:p>
-      <w:pPr>
-        <w:spacing w:after="0" w:before="0" w:line="300"/>
-        <w:jc w:val="center"/>
-      </w:pPr>
-      <w:r>
-        <w:rPr>
-          <w:rFonts w:ascii="Times New Roman" w:cs="Times New Roman" w:eastAsia="Times New Roman" w:hAnsi="Times New Roman"/>
-          <w:b/>
-          <w:bCs/>
-          <w:sz w:val="28"/>
-          <w:szCs w:val="28"/>
-        </w:rPr>
-        <w:t xml:space="preserve">ХАРЧОВОЇ ПРОМИСЛОВОСТІ</w:t>
-      </w:r>
-    </w:p>
-    <w:p>
-      <w:pPr>
-        <w:spacing w:after="0" w:before="0" w:line="300"/>
-        <w:jc w:val="center"/>
-      </w:pPr>
-      <w:r>
-        <w:rPr>
-          <w:rFonts w:ascii="Times New Roman" w:cs="Times New Roman" w:eastAsia="Times New Roman" w:hAnsi="Times New Roman"/>
-          <w:b/>
-          <w:bCs/>
-          <w:sz w:val="28"/>
-          <w:szCs w:val="28"/>
-        </w:rPr>
-        <w:t xml:space="preserve">НАЦІОНАЛЬНОГО УНІВЕРСИТЕТУ ХАРЧОВИХ ТЕХНОЛОГІЙ»</w:t>
-      </w:r>
-    </w:p>
-    <w:p>
-      <w:pPr>
-        <w:spacing w:before="2600"/>
-      </w:pPr>
-    </w:p>
-    <w:p>
-      <w:pPr>
-        <w:spacing w:after="0" w:before="0" w:line="360"/>
-        <w:jc w:val="center"/>
-      </w:pPr>
-      <w:r>
-        <w:rPr>
-          <w:rFonts w:ascii="Times New Roman" w:cs="Times New Roman" w:eastAsia="Times New Roman" w:hAnsi="Times New Roman"/>
-          <w:b/>
-          <w:bCs/>
-          <w:sz w:val="36"/>
-          <w:szCs w:val="36"/>
-        </w:rPr>
-        <w:t xml:space="preserve">ЗВІТ</w:t>
-      </w:r>
-    </w:p>
-    <w:p>
-      <w:pPr>
-        <w:spacing w:after="0" w:before="0" w:line="360"/>
-        <w:jc w:val="center"/>
-      </w:pPr>
-      <w:r>
-        <w:rPr>
-          <w:rFonts w:ascii="Times New Roman" w:cs="Times New Roman" w:eastAsia="Times New Roman" w:hAnsi="Times New Roman"/>
-          <w:sz w:val="30"/>
-          <w:szCs w:val="30"/>
-        </w:rPr>
-        <w:t xml:space="preserve">про виконання лабораторної роботи № 5</w:t>
-      </w:r>
-    </w:p>
-    <w:p>
-      <w:pPr>
-        <w:spacing w:after="0" w:before="0" w:line="360"/>
-        <w:jc w:val="center"/>
-      </w:pPr>
-      <w:r>
-        <w:rPr>
-          <w:rFonts w:ascii="Times New Roman" w:cs="Times New Roman" w:eastAsia="Times New Roman" w:hAnsi="Times New Roman"/>
-          <w:b/>
-          <w:bCs/>
-          <w:sz w:val="30"/>
-          <w:szCs w:val="30"/>
-        </w:rPr>
-        <w:t xml:space="preserve">«Структурування вебсторінок за допомогою таблиць»</w:t>
-      </w:r>
-    </w:p>
-    <w:p>
-      <w:pPr>
-        <w:spacing w:after="0" w:before="120" w:line="360"/>
-        <w:jc w:val="center"/>
-      </w:pPr>
-      <w:r>
-        <w:rPr>
-          <w:rFonts w:ascii="Times New Roman" w:cs="Times New Roman" w:eastAsia="Times New Roman" w:hAnsi="Times New Roman"/>
-          <w:sz w:val="28"/>
-          <w:szCs w:val="28"/>
-        </w:rPr>
-        <w:t xml:space="preserve">на тему: «Країна вранішнього сонця — сайт про Японію»</w:t>
-      </w:r>
-    </w:p>
-    <w:p>
-      <w:pPr>
-        <w:spacing w:before="1800"/>
-      </w:pPr>
-    </w:p>
-    <w:p>
-      <w:pPr>
-        <w:spacing w:line="300"/>
-        <w:ind w:left="5100"/>
-      </w:pPr>
-      <w:r>
-        <w:rPr>
-          <w:rFonts w:ascii="Times New Roman" w:cs="Times New Roman" w:eastAsia="Times New Roman" w:hAnsi="Times New Roman"/>
-          <w:b/>
-          <w:bCs/>
-          <w:sz w:val="28"/>
-          <w:szCs w:val="28"/>
-        </w:rPr>
-        <w:t xml:space="preserve">Виконавець:</w:t>
-      </w:r>
-    </w:p>
-    <w:p>
-      <w:pPr>
-        <w:spacing w:line="300"/>
-        <w:ind w:left="5100"/>
-      </w:pPr>
-      <w:r>
-        <w:rPr>
-          <w:rFonts w:ascii="Times New Roman" w:cs="Times New Roman" w:eastAsia="Times New Roman" w:hAnsi="Times New Roman"/>
-          <w:b w:val="false"/>
-          <w:bCs w:val="false"/>
-          <w:sz w:val="28"/>
-          <w:szCs w:val="28"/>
-        </w:rPr>
-        <w:t xml:space="preserve">Діденко Ярослав</w:t>
-      </w:r>
-    </w:p>
-    <w:p>
-      <w:pPr>
-        <w:spacing w:line="300"/>
-        <w:ind w:left="5100"/>
-      </w:pPr>
-      <w:r>
-        <w:rPr>
-          <w:rFonts w:ascii="Times New Roman" w:cs="Times New Roman" w:eastAsia="Times New Roman" w:hAnsi="Times New Roman"/>
-          <w:b w:val="false"/>
-          <w:bCs w:val="false"/>
-          <w:sz w:val="28"/>
-          <w:szCs w:val="28"/>
-        </w:rPr>
-        <w:t xml:space="preserve">група 941</w:t>
-      </w:r>
-    </w:p>
-    <w:p>
-      <w:pPr>
-        <w:spacing w:line="300"/>
-        <w:ind w:left="5100"/>
-      </w:pPr>
-      <w:r>
-        <w:rPr>
-          <w:rFonts w:ascii="Times New Roman" w:cs="Times New Roman" w:eastAsia="Times New Roman" w:hAnsi="Times New Roman"/>
-          <w:b w:val="false"/>
-          <w:bCs w:val="false"/>
-          <w:sz w:val="28"/>
-          <w:szCs w:val="28"/>
-        </w:rPr>
-        <w:t xml:space="preserve"/>
-      </w:r>
-    </w:p>
-    <w:p>
-      <w:pPr>
-        <w:spacing w:line="300"/>
-        <w:ind w:left="5100"/>
-      </w:pPr>
-      <w:r>
-        <w:rPr>
-          <w:rFonts w:ascii="Times New Roman" w:cs="Times New Roman" w:eastAsia="Times New Roman" w:hAnsi="Times New Roman"/>
-          <w:b/>
-          <w:bCs/>
-          <w:sz w:val="28"/>
-          <w:szCs w:val="28"/>
-        </w:rPr>
-        <w:t xml:space="preserve">Перевірено:</w:t>
-      </w:r>
-    </w:p>
-    <w:p>
-      <w:pPr>
-        <w:spacing w:line="300"/>
-        <w:ind w:left="5100"/>
-      </w:pPr>
-      <w:r>
-        <w:rPr>
-          <w:rFonts w:ascii="Times New Roman" w:cs="Times New Roman" w:eastAsia="Times New Roman" w:hAnsi="Times New Roman"/>
-          <w:b w:val="false"/>
-          <w:bCs w:val="false"/>
-          <w:sz w:val="28"/>
-          <w:szCs w:val="28"/>
-        </w:rPr>
-        <w:t xml:space="preserve">викладач ______________________</w:t>
-      </w:r>
-    </w:p>
-    <w:p>
-      <w:pPr>
-        <w:spacing w:line="300"/>
-        <w:ind w:left="5100"/>
-      </w:pPr>
-      <w:r>
-        <w:rPr>
-          <w:rFonts w:ascii="Times New Roman" w:cs="Times New Roman" w:eastAsia="Times New Roman" w:hAnsi="Times New Roman"/>
-          <w:b w:val="false"/>
-          <w:bCs w:val="false"/>
-          <w:sz w:val="28"/>
-          <w:szCs w:val="28"/>
-        </w:rPr>
-        <w:t xml:space="preserve">«____» ______________ 2026 р.</w:t>
-      </w:r>
-    </w:p>
-    <w:p>
-      <w:pPr>
-        <w:spacing w:before="2200"/>
-      </w:pPr>
-    </w:p>
-    <w:p>
-      <w:pPr>
-        <w:spacing w:after="0" w:before="0" w:line="360"/>
-        <w:jc w:val="center"/>
-      </w:pPr>
-      <w:r>
-        <w:rPr>
-          <w:rFonts w:ascii="Times New Roman" w:cs="Times New Roman" w:eastAsia="Times New Roman" w:hAnsi="Times New Roman"/>
-          <w:sz w:val="28"/>
-          <w:szCs w:val="28"/>
-        </w:rPr>
-        <w:t xml:space="preserve">Кам’янець-Подільський — 2026</w:t>
-      </w:r>
-    </w:p>
-    <w:p>
-      <w:r>
-        <w:br w:type="page"/>
-      </w:r>
-    </w:p>
-    <w:p>
-      <w:pPr>
         <w:spacing w:after="0" w:before="0" w:line="360"/>
         <w:jc w:val="center"/>
       </w:pPr>
@@ -445,7 +143,7 @@
         </w:rPr>
         <w:t xml:space="preserve">Адреса сайту: </w:t>
       </w:r>
-      <w:hyperlink w:history="1" r:id="rIdnnvn3u204jaj1nftz2ufu">
+      <w:hyperlink w:history="1" r:id="rIdwufasgxnz8rgeilvzxb0k">
         <w:r>
           <w:rPr>
             <w:rStyle w:val="Hyperlink"/>
@@ -454,34 +152,6 @@
             <w:szCs w:val="28"/>
           </w:rPr>
           <w:t xml:space="preserve">https://tnedyts.github.io/web/didenko/lab5/</w:t>
-        </w:r>
-      </w:hyperlink>
-    </w:p>
-    <w:p>
-      <w:pPr>
-        <w:spacing w:line="360"/>
-        <w:ind w:firstLine="709"/>
-        <w:jc w:val="left"/>
-      </w:pPr>
-      <w:r>
-        <w:rPr>
-          <w:rFonts w:ascii="Times New Roman" w:cs="Times New Roman" w:eastAsia="Times New Roman" w:hAnsi="Times New Roman"/>
-          <w:b/>
-          <w:bCs/>
-          <w:sz w:val="28"/>
-          <w:szCs w:val="28"/>
-        </w:rPr>
-        <w:t xml:space="preserve">Код у репозиторії: </w:t>
-      </w:r>
-      <w:hyperlink w:history="1" r:id="rId5zwr2la7toa_y9198zl_g">
-        <w:r>
-          <w:rPr>
-            <w:rStyle w:val="Hyperlink"/>
-            <w:rFonts w:ascii="Times New Roman" w:cs="Times New Roman" w:eastAsia="Times New Roman" w:hAnsi="Times New Roman"/>
-            <w:sz w:val="28"/>
-            <w:szCs w:val="28"/>
-          </w:rPr>
-          <w:t xml:space="preserve">https://github.com/tnedyts/web/tree/main/didenko/lab5</w:t>
         </w:r>
       </w:hyperlink>
     </w:p>
@@ -2726,6 +2396,67 @@
                     </pic:cNvPicPr>
                   </pic:nvPicPr>
                   <pic:blipFill>
+                    <a:blip r:embed="rId8" cstate="none"/>
+                    <a:srcRect/>
+                    <a:stretch>
+                      <a:fillRect/>
+                    </a:stretch>
+                  </pic:blipFill>
+                  <pic:spPr bwMode="auto">
+                    <a:xfrm>
+                      <a:off x="0" y="0"/>
+                      <a:ext cx="5762625" cy="3600450"/>
+                    </a:xfrm>
+                    <a:prstGeom prst="rect">
+                      <a:avLst/>
+                    </a:prstGeom>
+                  </pic:spPr>
+                </pic:pic>
+              </a:graphicData>
+            </a:graphic>
+          </wp:inline>
+        </w:drawing>
+      </w:r>
+    </w:p>
+    <w:p>
+      <w:pPr>
+        <w:spacing w:after="200" w:line="300"/>
+        <w:jc w:val="center"/>
+      </w:pPr>
+      <w:r>
+        <w:rPr>
+          <w:rFonts w:ascii="Times New Roman" w:cs="Times New Roman" w:eastAsia="Times New Roman" w:hAnsi="Times New Roman"/>
+          <w:sz w:val="26"/>
+          <w:szCs w:val="26"/>
+        </w:rPr>
+        <w:t xml:space="preserve">Рис. 1. Перший етап: таблиця-каркас з вмістом до підключення стилів</w:t>
+      </w:r>
+    </w:p>
+    <w:p>
+      <w:pPr>
+        <w:keepNext/>
+        <w:spacing w:after="60" w:before="120"/>
+        <w:jc w:val="center"/>
+      </w:pPr>
+      <w:r>
+        <w:drawing>
+          <wp:inline distT="0" distB="0" distL="0" distR="0">
+            <wp:extent cx="5762625" cy="3600450"/>
+            <wp:effectExtent t="0" r="0" b="0" l="0"/>
+            <wp:docPr id="1" name="" descr="" title=""/>
+            <wp:cNvGraphicFramePr>
+              <a:graphicFrameLocks xmlns:a="http://schemas.openxmlformats.org/drawingml/2006/main" noChangeAspect="1"/>
+            </wp:cNvGraphicFramePr>
+            <a:graphic xmlns:a="http://schemas.openxmlformats.org/drawingml/2006/main">
+              <a:graphicData uri="http://schemas.openxmlformats.org/drawingml/2006/picture">
+                <pic:pic xmlns:pic="http://schemas.openxmlformats.org/drawingml/2006/picture">
+                  <pic:nvPicPr>
+                    <pic:cNvPr id="0" name="" descr=""/>
+                    <pic:cNvPicPr>
+                      <a:picLocks noChangeAspect="1" noChangeArrowheads="1"/>
+                    </pic:cNvPicPr>
+                  </pic:nvPicPr>
+                  <pic:blipFill>
                     <a:blip r:embed="rId9" cstate="none"/>
                     <a:srcRect/>
                     <a:stretch>
@@ -2759,8 +2490,267 @@
           <w:sz w:val="26"/>
           <w:szCs w:val="26"/>
         </w:rPr>
-        <w:t xml:space="preserve">Рис. 1. Перший етап: таблиця-каркас з вмістом до підключення стилів</w:t>
-      </w:r>
+        <w:t xml:space="preserve">Рис. 2. Налагодження каркаса: червоним пунктиром позначено комірки таблиці-макета, синім — комірки вкладених таблиць</w:t>
+      </w:r>
+    </w:p>
+    <w:p>
+      <w:pPr>
+        <w:keepNext/>
+        <w:spacing w:after="120" w:before="240" w:line="360"/>
+        <w:ind w:firstLine="709"/>
+        <w:jc w:val="left"/>
+      </w:pPr>
+      <w:r>
+        <w:rPr>
+          <w:rFonts w:ascii="Times New Roman" w:cs="Times New Roman" w:eastAsia="Times New Roman" w:hAnsi="Times New Roman"/>
+          <w:b/>
+          <w:bCs/>
+          <w:sz w:val="28"/>
+          <w:szCs w:val="28"/>
+        </w:rPr>
+        <w:t xml:space="preserve">3. Вкладені таблиці та об’єднання комірок</w:t>
+      </w:r>
+    </w:p>
+    <w:p>
+      <w:pPr>
+        <w:spacing w:after="0" w:before="0" w:line="360"/>
+        <w:ind w:firstLine="709"/>
+        <w:jc w:val="both"/>
+      </w:pPr>
+      <w:r>
+        <w:rPr>
+          <w:rFonts w:ascii="Times New Roman" w:cs="Times New Roman" w:eastAsia="Times New Roman" w:hAnsi="Times New Roman"/>
+          <w:sz w:val="28"/>
+          <w:szCs w:val="28"/>
+        </w:rPr>
+        <w:t xml:space="preserve">На сторінці міст таблиця має двоповерховий заголовок: група «Місто» об’єднує стовпці «Ієрогліфи» і «Назва» (</w:t>
+      </w:r>
+      <w:r>
+        <w:rPr>
+          <w:rFonts w:ascii="Consolas" w:cs="Consolas" w:eastAsia="Consolas" w:hAnsi="Consolas"/>
+          <w:sz w:val="24"/>
+          <w:szCs w:val="24"/>
+        </w:rPr>
+        <w:t xml:space="preserve">colspan="2"</w:t>
+      </w:r>
+      <w:r>
+        <w:rPr>
+          <w:rFonts w:ascii="Times New Roman" w:cs="Times New Roman" w:eastAsia="Times New Roman" w:hAnsi="Times New Roman"/>
+          <w:sz w:val="28"/>
+          <w:szCs w:val="28"/>
+        </w:rPr>
+        <w:t xml:space="preserve">), а «Чим відоме» і «Дорога з Токіо» займають обидва рядки заголовка (</w:t>
+      </w:r>
+      <w:r>
+        <w:rPr>
+          <w:rFonts w:ascii="Consolas" w:cs="Consolas" w:eastAsia="Consolas" w:hAnsi="Consolas"/>
+          <w:sz w:val="24"/>
+          <w:szCs w:val="24"/>
+        </w:rPr>
+        <w:t xml:space="preserve">rowspan="2"</w:t>
+      </w:r>
+      <w:r>
+        <w:rPr>
+          <w:rFonts w:ascii="Times New Roman" w:cs="Times New Roman" w:eastAsia="Times New Roman" w:hAnsi="Times New Roman"/>
+          <w:sz w:val="28"/>
+          <w:szCs w:val="28"/>
+        </w:rPr>
+        <w:t xml:space="preserve">). Підсумкова примітка в </w:t>
+      </w:r>
+      <w:r>
+        <w:rPr>
+          <w:rFonts w:ascii="Consolas" w:cs="Consolas" w:eastAsia="Consolas" w:hAnsi="Consolas"/>
+          <w:sz w:val="24"/>
+          <w:szCs w:val="24"/>
+        </w:rPr>
+        <w:t xml:space="preserve">&lt;tfoot&gt;</w:t>
+      </w:r>
+      <w:r>
+        <w:rPr>
+          <w:rFonts w:ascii="Times New Roman" w:cs="Times New Roman" w:eastAsia="Times New Roman" w:hAnsi="Times New Roman"/>
+          <w:sz w:val="28"/>
+          <w:szCs w:val="28"/>
+        </w:rPr>
+        <w:t xml:space="preserve"> розтягнута на чотири стовпці. Таблиця пір року на головній сторінці має заголовки рядків </w:t>
+      </w:r>
+      <w:r>
+        <w:rPr>
+          <w:rFonts w:ascii="Consolas" w:cs="Consolas" w:eastAsia="Consolas" w:hAnsi="Consolas"/>
+          <w:sz w:val="24"/>
+          <w:szCs w:val="24"/>
+        </w:rPr>
+        <w:t xml:space="preserve">&lt;th scope="row"&gt;</w:t>
+      </w:r>
+      <w:r>
+        <w:rPr>
+          <w:rFonts w:ascii="Times New Roman" w:cs="Times New Roman" w:eastAsia="Times New Roman" w:hAnsi="Times New Roman"/>
+          <w:sz w:val="28"/>
+          <w:szCs w:val="28"/>
+        </w:rPr>
+        <w:t xml:space="preserve">, а її рядки реагують на натискання. Розмовник, факти, традиції та етикет — це також вкладені таблиці.</w:t>
+      </w:r>
+    </w:p>
+    <w:p>
+      <w:pPr>
+        <w:keepNext/>
+        <w:spacing w:after="60" w:before="120" w:line="360"/>
+        <w:jc w:val="left"/>
+      </w:pPr>
+      <w:r>
+        <w:rPr>
+          <w:rFonts w:ascii="Times New Roman" w:cs="Times New Roman" w:eastAsia="Times New Roman" w:hAnsi="Times New Roman"/>
+          <w:i w:val="false"/>
+          <w:iCs w:val="false"/>
+          <w:sz w:val="28"/>
+          <w:szCs w:val="28"/>
+        </w:rPr>
+        <w:t xml:space="preserve">Лістинг 3. Двоповерховий заголовок таблиці міст (cities.html)</w:t>
+      </w:r>
+    </w:p>
+    <w:tbl>
+      <w:tblPr>
+        <w:tblW w:type="dxa" w:w="9354"/>
+        <w:tblBorders>
+          <w:top w:val="single" w:color="auto" w:sz="4"/>
+          <w:left w:val="single" w:color="auto" w:sz="4"/>
+          <w:bottom w:val="single" w:color="auto" w:sz="4"/>
+          <w:right w:val="single" w:color="auto" w:sz="4"/>
+          <w:insideH w:val="single" w:color="auto" w:sz="4"/>
+          <w:insideV w:val="single" w:color="auto" w:sz="4"/>
+        </w:tblBorders>
+      </w:tblPr>
+      <w:tblGrid>
+        <w:gridCol w:w="9354"/>
+      </w:tblGrid>
+      <w:tr>
+        <w:tc>
+          <w:tcPr>
+            <w:tcW w:type="dxa" w:w="9354"/>
+            <w:tcBorders>
+              <w:top w:val="single" w:color="BFBFBF" w:sz="4"/>
+              <w:left w:val="single" w:color="BFBFBF" w:sz="4"/>
+              <w:bottom w:val="single" w:color="BFBFBF" w:sz="4"/>
+              <w:right w:val="single" w:color="BFBFBF" w:sz="4"/>
+            </w:tcBorders>
+            <w:shd w:fill="F4F4F4" w:color="auto" w:val="clear"/>
+            <w:tcMar>
+              <w:top w:type="dxa" w:w="100"/>
+              <w:left w:type="dxa" w:w="140"/>
+              <w:bottom w:type="dxa" w:w="100"/>
+              <w:right w:type="dxa" w:w="140"/>
+            </w:tcMar>
+          </w:tcPr>
+          <w:p>
+            <w:pPr>
+              <w:spacing w:line="240"/>
+            </w:pPr>
+            <w:r>
+              <w:rPr>
+                <w:rFonts w:ascii="Consolas" w:cs="Consolas" w:eastAsia="Consolas" w:hAnsi="Consolas"/>
+                <w:sz w:val="18"/>
+                <w:szCs w:val="18"/>
+              </w:rPr>
+              <w:t xml:space="preserve">&lt;table class="cities" width="100%" cellspacing="0" cellpadding="14"&gt;</w:t>
+            </w:r>
+          </w:p>
+          <w:p>
+            <w:pPr>
+              <w:spacing w:line="240"/>
+            </w:pPr>
+            <w:r>
+              <w:rPr>
+                <w:rFonts w:ascii="Consolas" w:cs="Consolas" w:eastAsia="Consolas" w:hAnsi="Consolas"/>
+                <w:sz w:val="18"/>
+                <w:szCs w:val="18"/>
+              </w:rPr>
+              <w:t xml:space="preserve">  &lt;caption&gt;Таблиця 2. Шість міст для першої подорожі&lt;/caption&gt;</w:t>
+            </w:r>
+          </w:p>
+          <w:p>
+            <w:pPr>
+              <w:spacing w:line="240"/>
+            </w:pPr>
+            <w:r>
+              <w:rPr>
+                <w:rFonts w:ascii="Consolas" w:cs="Consolas" w:eastAsia="Consolas" w:hAnsi="Consolas"/>
+                <w:sz w:val="18"/>
+                <w:szCs w:val="18"/>
+              </w:rPr>
+              <w:t xml:space="preserve">  &lt;thead&gt;</w:t>
+            </w:r>
+          </w:p>
+          <w:p>
+            <w:pPr>
+              <w:spacing w:line="240"/>
+            </w:pPr>
+            <w:r>
+              <w:rPr>
+                <w:rFonts w:ascii="Consolas" w:cs="Consolas" w:eastAsia="Consolas" w:hAnsi="Consolas"/>
+                <w:sz w:val="18"/>
+                <w:szCs w:val="18"/>
+              </w:rPr>
+              <w:t xml:space="preserve">    &lt;tr&gt;&lt;th scope="col" colspan="2"&gt;Місто&lt;/th&gt;&lt;th scope="col" rowspan="2"&gt;Чим відоме&lt;/th&gt;&lt;th scope="col" rowspa…</w:t>
+            </w:r>
+          </w:p>
+          <w:p>
+            <w:pPr>
+              <w:spacing w:line="240"/>
+            </w:pPr>
+            <w:r>
+              <w:rPr>
+                <w:rFonts w:ascii="Consolas" w:cs="Consolas" w:eastAsia="Consolas" w:hAnsi="Consolas"/>
+                <w:sz w:val="18"/>
+                <w:szCs w:val="18"/>
+              </w:rPr>
+              <w:t xml:space="preserve">    &lt;tr&gt;&lt;th scope="col"&gt;Ієрогліфи&lt;/th&gt;&lt;th scope="col"&gt;Назва&lt;/th&gt;&lt;/tr&gt;</w:t>
+            </w:r>
+          </w:p>
+          <w:p>
+            <w:pPr>
+              <w:spacing w:line="240"/>
+            </w:pPr>
+            <w:r>
+              <w:rPr>
+                <w:rFonts w:ascii="Consolas" w:cs="Consolas" w:eastAsia="Consolas" w:hAnsi="Consolas"/>
+                <w:sz w:val="18"/>
+                <w:szCs w:val="18"/>
+              </w:rPr>
+              <w:t xml:space="preserve">  &lt;/thead&gt;</w:t>
+            </w:r>
+          </w:p>
+          <w:p>
+            <w:pPr>
+              <w:spacing w:line="240"/>
+            </w:pPr>
+            <w:r>
+              <w:rPr>
+                <w:rFonts w:ascii="Consolas" w:cs="Consolas" w:eastAsia="Consolas" w:hAnsi="Consolas"/>
+                <w:sz w:val="18"/>
+                <w:szCs w:val="18"/>
+              </w:rPr>
+              <w:t xml:space="preserve">  &lt;tbody&gt;</w:t>
+            </w:r>
+          </w:p>
+          <w:p>
+            <w:pPr>
+              <w:spacing w:line="240"/>
+            </w:pPr>
+            <w:r>
+              <w:rPr>
+                <w:rFonts w:ascii="Consolas" w:cs="Consolas" w:eastAsia="Consolas" w:hAnsi="Consolas"/>
+                <w:sz w:val="18"/>
+                <w:szCs w:val="18"/>
+              </w:rPr>
+              <w:t xml:space="preserve">    &lt;tr class="city"&gt;&lt;td class="city__k" lang="ja"&gt;東京&lt;/td&gt;&lt;th scope="row"&gt;Токіо&lt;small&gt;столиця з 1868 року&lt;/smal…</w:t>
+            </w:r>
+          </w:p>
+        </w:tc>
+      </w:tr>
+    </w:tbl>
+    <w:p>
+      <w:pPr>
+        <w:spacing w:after="120"/>
+      </w:pPr>
     </w:p>
     <w:p>
       <w:pPr>
@@ -2820,7 +2810,7 @@
           <w:sz w:val="26"/>
           <w:szCs w:val="26"/>
         </w:rPr>
-        <w:t xml:space="preserve">Рис. 2. Налагодження каркаса: червоним пунктиром позначено комірки таблиці-макета, синім — комірки вкладених таблиць</w:t>
+        <w:t xml:space="preserve">Рис. 3. Таблиця міст з ієрогліфами й двоповерховим заголовком</w:t>
       </w:r>
     </w:p>
     <w:p>
@@ -2838,7 +2828,7 @@
           <w:sz w:val="28"/>
           <w:szCs w:val="28"/>
         </w:rPr>
-        <w:t xml:space="preserve">3. Вкладені таблиці та об’єднання комірок</w:t>
+        <w:t xml:space="preserve">4. Наповнення сторінок</w:t>
       </w:r>
     </w:p>
     <w:p>
@@ -2853,234 +2843,8 @@
           <w:sz w:val="28"/>
           <w:szCs w:val="28"/>
         </w:rPr>
-        <w:t xml:space="preserve">На сторінці міст таблиця має двоповерховий заголовок: група «Місто» об’єднує стовпці «Ієрогліфи» і «Назва» (</w:t>
-      </w:r>
-      <w:r>
-        <w:rPr>
-          <w:rFonts w:ascii="Consolas" w:cs="Consolas" w:eastAsia="Consolas" w:hAnsi="Consolas"/>
-          <w:sz w:val="24"/>
-          <w:szCs w:val="24"/>
-        </w:rPr>
-        <w:t xml:space="preserve">colspan="2"</w:t>
-      </w:r>
-      <w:r>
-        <w:rPr>
-          <w:rFonts w:ascii="Times New Roman" w:cs="Times New Roman" w:eastAsia="Times New Roman" w:hAnsi="Times New Roman"/>
-          <w:sz w:val="28"/>
-          <w:szCs w:val="28"/>
-        </w:rPr>
-        <w:t xml:space="preserve">), а «Чим відоме» і «Дорога з Токіо» займають обидва рядки заголовка (</w:t>
-      </w:r>
-      <w:r>
-        <w:rPr>
-          <w:rFonts w:ascii="Consolas" w:cs="Consolas" w:eastAsia="Consolas" w:hAnsi="Consolas"/>
-          <w:sz w:val="24"/>
-          <w:szCs w:val="24"/>
-        </w:rPr>
-        <w:t xml:space="preserve">rowspan="2"</w:t>
-      </w:r>
-      <w:r>
-        <w:rPr>
-          <w:rFonts w:ascii="Times New Roman" w:cs="Times New Roman" w:eastAsia="Times New Roman" w:hAnsi="Times New Roman"/>
-          <w:sz w:val="28"/>
-          <w:szCs w:val="28"/>
-        </w:rPr>
-        <w:t xml:space="preserve">). Підсумкова примітка в </w:t>
-      </w:r>
-      <w:r>
-        <w:rPr>
-          <w:rFonts w:ascii="Consolas" w:cs="Consolas" w:eastAsia="Consolas" w:hAnsi="Consolas"/>
-          <w:sz w:val="24"/>
-          <w:szCs w:val="24"/>
-        </w:rPr>
-        <w:t xml:space="preserve">&lt;tfoot&gt;</w:t>
-      </w:r>
-      <w:r>
-        <w:rPr>
-          <w:rFonts w:ascii="Times New Roman" w:cs="Times New Roman" w:eastAsia="Times New Roman" w:hAnsi="Times New Roman"/>
-          <w:sz w:val="28"/>
-          <w:szCs w:val="28"/>
-        </w:rPr>
-        <w:t xml:space="preserve"> розтягнута на чотири стовпці. Таблиця пір року на головній сторінці має заголовки рядків </w:t>
-      </w:r>
-      <w:r>
-        <w:rPr>
-          <w:rFonts w:ascii="Consolas" w:cs="Consolas" w:eastAsia="Consolas" w:hAnsi="Consolas"/>
-          <w:sz w:val="24"/>
-          <w:szCs w:val="24"/>
-        </w:rPr>
-        <w:t xml:space="preserve">&lt;th scope="row"&gt;</w:t>
-      </w:r>
-      <w:r>
-        <w:rPr>
-          <w:rFonts w:ascii="Times New Roman" w:cs="Times New Roman" w:eastAsia="Times New Roman" w:hAnsi="Times New Roman"/>
-          <w:sz w:val="28"/>
-          <w:szCs w:val="28"/>
-        </w:rPr>
-        <w:t xml:space="preserve">, а її рядки реагують на натискання. Розмовник, факти, традиції та етикет — це також вкладені таблиці.</w:t>
-      </w:r>
-    </w:p>
-    <w:p>
-      <w:pPr>
-        <w:keepNext/>
-        <w:spacing w:after="60" w:before="120" w:line="360"/>
-        <w:jc w:val="left"/>
-      </w:pPr>
-      <w:r>
-        <w:rPr>
-          <w:rFonts w:ascii="Times New Roman" w:cs="Times New Roman" w:eastAsia="Times New Roman" w:hAnsi="Times New Roman"/>
-          <w:i w:val="false"/>
-          <w:iCs w:val="false"/>
-          <w:sz w:val="28"/>
-          <w:szCs w:val="28"/>
-        </w:rPr>
-        <w:t xml:space="preserve">Лістинг 3. Двоповерховий заголовок таблиці міст (cities.html)</w:t>
-      </w:r>
-    </w:p>
-    <w:tbl>
-      <w:tblPr>
-        <w:tblW w:type="dxa" w:w="9354"/>
-        <w:tblBorders>
-          <w:top w:val="single" w:color="auto" w:sz="4"/>
-          <w:left w:val="single" w:color="auto" w:sz="4"/>
-          <w:bottom w:val="single" w:color="auto" w:sz="4"/>
-          <w:right w:val="single" w:color="auto" w:sz="4"/>
-          <w:insideH w:val="single" w:color="auto" w:sz="4"/>
-          <w:insideV w:val="single" w:color="auto" w:sz="4"/>
-        </w:tblBorders>
-      </w:tblPr>
-      <w:tblGrid>
-        <w:gridCol w:w="9354"/>
-      </w:tblGrid>
-      <w:tr>
-        <w:tc>
-          <w:tcPr>
-            <w:tcW w:type="dxa" w:w="9354"/>
-            <w:tcBorders>
-              <w:top w:val="single" w:color="BFBFBF" w:sz="4"/>
-              <w:left w:val="single" w:color="BFBFBF" w:sz="4"/>
-              <w:bottom w:val="single" w:color="BFBFBF" w:sz="4"/>
-              <w:right w:val="single" w:color="BFBFBF" w:sz="4"/>
-            </w:tcBorders>
-            <w:shd w:fill="F4F4F4" w:color="auto" w:val="clear"/>
-            <w:tcMar>
-              <w:top w:type="dxa" w:w="100"/>
-              <w:left w:type="dxa" w:w="140"/>
-              <w:bottom w:type="dxa" w:w="100"/>
-              <w:right w:type="dxa" w:w="140"/>
-            </w:tcMar>
-          </w:tcPr>
-          <w:p>
-            <w:pPr>
-              <w:spacing w:line="240"/>
-            </w:pPr>
-            <w:r>
-              <w:rPr>
-                <w:rFonts w:ascii="Consolas" w:cs="Consolas" w:eastAsia="Consolas" w:hAnsi="Consolas"/>
-                <w:sz w:val="18"/>
-                <w:szCs w:val="18"/>
-              </w:rPr>
-              <w:t xml:space="preserve">&lt;table class="cities" width="100%" cellspacing="0" cellpadding="14"&gt;</w:t>
-            </w:r>
-          </w:p>
-          <w:p>
-            <w:pPr>
-              <w:spacing w:line="240"/>
-            </w:pPr>
-            <w:r>
-              <w:rPr>
-                <w:rFonts w:ascii="Consolas" w:cs="Consolas" w:eastAsia="Consolas" w:hAnsi="Consolas"/>
-                <w:sz w:val="18"/>
-                <w:szCs w:val="18"/>
-              </w:rPr>
-              <w:t xml:space="preserve">  &lt;caption&gt;Таблиця 2. Шість міст для першої подорожі&lt;/caption&gt;</w:t>
-            </w:r>
-          </w:p>
-          <w:p>
-            <w:pPr>
-              <w:spacing w:line="240"/>
-            </w:pPr>
-            <w:r>
-              <w:rPr>
-                <w:rFonts w:ascii="Consolas" w:cs="Consolas" w:eastAsia="Consolas" w:hAnsi="Consolas"/>
-                <w:sz w:val="18"/>
-                <w:szCs w:val="18"/>
-              </w:rPr>
-              <w:t xml:space="preserve">  &lt;thead&gt;</w:t>
-            </w:r>
-          </w:p>
-          <w:p>
-            <w:pPr>
-              <w:spacing w:line="240"/>
-            </w:pPr>
-            <w:r>
-              <w:rPr>
-                <w:rFonts w:ascii="Consolas" w:cs="Consolas" w:eastAsia="Consolas" w:hAnsi="Consolas"/>
-                <w:sz w:val="18"/>
-                <w:szCs w:val="18"/>
-              </w:rPr>
-              <w:t xml:space="preserve">    &lt;tr&gt;&lt;th scope="col" colspan="2"&gt;Місто&lt;/th&gt;&lt;th scope="col" rowspan="2"&gt;Чим відоме&lt;/th&gt;&lt;th scope="col" rowspa…</w:t>
-            </w:r>
-          </w:p>
-          <w:p>
-            <w:pPr>
-              <w:spacing w:line="240"/>
-            </w:pPr>
-            <w:r>
-              <w:rPr>
-                <w:rFonts w:ascii="Consolas" w:cs="Consolas" w:eastAsia="Consolas" w:hAnsi="Consolas"/>
-                <w:sz w:val="18"/>
-                <w:szCs w:val="18"/>
-              </w:rPr>
-              <w:t xml:space="preserve">    &lt;tr&gt;&lt;th scope="col"&gt;Ієрогліфи&lt;/th&gt;&lt;th scope="col"&gt;Назва&lt;/th&gt;&lt;/tr&gt;</w:t>
-            </w:r>
-          </w:p>
-          <w:p>
-            <w:pPr>
-              <w:spacing w:line="240"/>
-            </w:pPr>
-            <w:r>
-              <w:rPr>
-                <w:rFonts w:ascii="Consolas" w:cs="Consolas" w:eastAsia="Consolas" w:hAnsi="Consolas"/>
-                <w:sz w:val="18"/>
-                <w:szCs w:val="18"/>
-              </w:rPr>
-              <w:t xml:space="preserve">  &lt;/thead&gt;</w:t>
-            </w:r>
-          </w:p>
-          <w:p>
-            <w:pPr>
-              <w:spacing w:line="240"/>
-            </w:pPr>
-            <w:r>
-              <w:rPr>
-                <w:rFonts w:ascii="Consolas" w:cs="Consolas" w:eastAsia="Consolas" w:hAnsi="Consolas"/>
-                <w:sz w:val="18"/>
-                <w:szCs w:val="18"/>
-              </w:rPr>
-              <w:t xml:space="preserve">  &lt;tbody&gt;</w:t>
-            </w:r>
-          </w:p>
-          <w:p>
-            <w:pPr>
-              <w:spacing w:line="240"/>
-            </w:pPr>
-            <w:r>
-              <w:rPr>
-                <w:rFonts w:ascii="Consolas" w:cs="Consolas" w:eastAsia="Consolas" w:hAnsi="Consolas"/>
-                <w:sz w:val="18"/>
-                <w:szCs w:val="18"/>
-              </w:rPr>
-              <w:t xml:space="preserve">    &lt;tr class="city"&gt;&lt;td class="city__k" lang="ja"&gt;東京&lt;/td&gt;&lt;th scope="row"&gt;Токіо&lt;small&gt;столиця з 1868 року&lt;/smal…</w:t>
-            </w:r>
-          </w:p>
-        </w:tc>
-      </w:tr>
-    </w:tbl>
-    <w:p>
-      <w:pPr>
-        <w:spacing w:after="120"/>
-      </w:pPr>
+        <w:t xml:space="preserve">Тексти сайту написано українською мовою з японськими словами й ієрогліфами. Для міст вказано ієрогліфи, історичну роль, визначні місця й час дороги з Токіо, для страв — склад і цікаві факти, для традицій — їхні японські назви. Хайку Мацуо Басьо подано японською мовою (вертикальним письмом) і в перекладі.</w:t>
+      </w:r>
     </w:p>
     <w:p>
       <w:pPr>
@@ -3140,40 +2904,7 @@
           <w:sz w:val="26"/>
           <w:szCs w:val="26"/>
         </w:rPr>
-        <w:t xml:space="preserve">Рис. 3. Таблиця міст з ієрогліфами й двоповерховим заголовком</w:t>
-      </w:r>
-    </w:p>
-    <w:p>
-      <w:pPr>
-        <w:keepNext/>
-        <w:spacing w:after="120" w:before="240" w:line="360"/>
-        <w:ind w:firstLine="709"/>
-        <w:jc w:val="left"/>
-      </w:pPr>
-      <w:r>
-        <w:rPr>
-          <w:rFonts w:ascii="Times New Roman" w:cs="Times New Roman" w:eastAsia="Times New Roman" w:hAnsi="Times New Roman"/>
-          <w:b/>
-          <w:bCs/>
-          <w:sz w:val="28"/>
-          <w:szCs w:val="28"/>
-        </w:rPr>
-        <w:t xml:space="preserve">4. Наповнення сторінок</w:t>
-      </w:r>
-    </w:p>
-    <w:p>
-      <w:pPr>
-        <w:spacing w:after="0" w:before="0" w:line="360"/>
-        <w:ind w:firstLine="709"/>
-        <w:jc w:val="both"/>
-      </w:pPr>
-      <w:r>
-        <w:rPr>
-          <w:rFonts w:ascii="Times New Roman" w:cs="Times New Roman" w:eastAsia="Times New Roman" w:hAnsi="Times New Roman"/>
-          <w:sz w:val="28"/>
-          <w:szCs w:val="28"/>
-        </w:rPr>
-        <w:t xml:space="preserve">Тексти сайту написано українською мовою з японськими словами й ієрогліфами. Для міст вказано ієрогліфи, історичну роль, визначні місця й час дороги з Токіо, для страв — склад і цікаві факти, для традицій — їхні японські назви. Хайку Мацуо Басьо подано японською мовою (вертикальним письмом) і в перекладі.</w:t>
+        <w:t xml:space="preserve">Рис. 4. Головна сторінка: пейзаж з Фудзі, три колонки вмісту</w:t>
       </w:r>
     </w:p>
     <w:p>
@@ -3234,7 +2965,7 @@
           <w:sz w:val="26"/>
           <w:szCs w:val="26"/>
         </w:rPr>
-        <w:t xml:space="preserve">Рис. 4. Головна сторінка: пейзаж з Фудзі, три колонки вмісту</w:t>
+        <w:t xml:space="preserve">Рис. 5. Сторінка «Міста»</w:t>
       </w:r>
     </w:p>
     <w:p>
@@ -3295,7 +3026,7 @@
           <w:sz w:val="26"/>
           <w:szCs w:val="26"/>
         </w:rPr>
-        <w:t xml:space="preserve">Рис. 5. Сторінка «Міста»</w:t>
+        <w:t xml:space="preserve">Рис. 6. Сторінка «Культура»</w:t>
       </w:r>
     </w:p>
     <w:p>
@@ -3356,7 +3087,7 @@
           <w:sz w:val="26"/>
           <w:szCs w:val="26"/>
         </w:rPr>
-        <w:t xml:space="preserve">Рис. 6. Сторінка «Культура»</w:t>
+        <w:t xml:space="preserve">Рис. 7. Сторінка «Кухня»</w:t>
       </w:r>
     </w:p>
     <w:p>
@@ -3417,7 +3148,103 @@
           <w:sz w:val="26"/>
           <w:szCs w:val="26"/>
         </w:rPr>
-        <w:t xml:space="preserve">Рис. 7. Сторінка «Кухня»</w:t>
+        <w:t xml:space="preserve">Рис. 8. Сторінка автора зі схемою каркаса</w:t>
+      </w:r>
+    </w:p>
+    <w:p>
+      <w:pPr>
+        <w:keepNext/>
+        <w:spacing w:after="120" w:before="240" w:line="360"/>
+        <w:ind w:firstLine="709"/>
+        <w:jc w:val="left"/>
+      </w:pPr>
+      <w:r>
+        <w:rPr>
+          <w:rFonts w:ascii="Times New Roman" w:cs="Times New Roman" w:eastAsia="Times New Roman" w:hAnsi="Times New Roman"/>
+          <w:b/>
+          <w:bCs/>
+          <w:sz w:val="28"/>
+          <w:szCs w:val="28"/>
+        </w:rPr>
+        <w:t xml:space="preserve">5. Оформлення, анімація та інтерактивність</w:t>
+      </w:r>
+    </w:p>
+    <w:p>
+      <w:pPr>
+        <w:spacing w:after="0" w:before="0" w:line="360"/>
+        <w:ind w:firstLine="709"/>
+        <w:jc w:val="both"/>
+      </w:pPr>
+      <w:r>
+        <w:rPr>
+          <w:rFonts w:ascii="Times New Roman" w:cs="Times New Roman" w:eastAsia="Times New Roman" w:hAnsi="Times New Roman"/>
+          <w:sz w:val="28"/>
+          <w:szCs w:val="28"/>
+        </w:rPr>
+        <w:t xml:space="preserve">Стилі </w:t>
+      </w:r>
+      <w:r>
+        <w:rPr>
+          <w:rFonts w:ascii="Consolas" w:cs="Consolas" w:eastAsia="Consolas" w:hAnsi="Consolas"/>
+          <w:sz w:val="24"/>
+          <w:szCs w:val="24"/>
+        </w:rPr>
+        <w:t xml:space="preserve">css/style.css</w:t>
+      </w:r>
+      <w:r>
+        <w:rPr>
+          <w:rFonts w:ascii="Times New Roman" w:cs="Times New Roman" w:eastAsia="Times New Roman" w:hAnsi="Times New Roman"/>
+          <w:sz w:val="28"/>
+          <w:szCs w:val="28"/>
+        </w:rPr>
+        <w:t xml:space="preserve"> поєднують «папір васі» з візерунком хвиль сейгайха (радіальні градієнти), чорну туш і червону кіновар. Кожна пора року — це набір змінних CSS (</w:t>
+      </w:r>
+      <w:r>
+        <w:rPr>
+          <w:rFonts w:ascii="Consolas" w:cs="Consolas" w:eastAsia="Consolas" w:hAnsi="Consolas"/>
+          <w:sz w:val="24"/>
+          <w:szCs w:val="24"/>
+        </w:rPr>
+        <w:t xml:space="preserve">html[data-season="winter"]</w:t>
+      </w:r>
+      <w:r>
+        <w:rPr>
+          <w:rFonts w:ascii="Times New Roman" w:cs="Times New Roman" w:eastAsia="Times New Roman" w:hAnsi="Times New Roman"/>
+          <w:sz w:val="28"/>
+          <w:szCs w:val="28"/>
+        </w:rPr>
+        <w:t xml:space="preserve"> тощо), тому перемикання змінює кольори неба, пагорбів, сонця й акцентів за одну дію. Ієрогліфи показано шрифтом Noto Serif JP, до сайту підключено лише ті його фрагменти, що містять потрібні знаки.</w:t>
+      </w:r>
+    </w:p>
+    <w:p>
+      <w:pPr>
+        <w:spacing w:after="0" w:before="0" w:line="360"/>
+        <w:ind w:firstLine="709"/>
+        <w:jc w:val="both"/>
+      </w:pPr>
+      <w:r>
+        <w:rPr>
+          <w:rFonts w:ascii="Times New Roman" w:cs="Times New Roman" w:eastAsia="Times New Roman" w:hAnsi="Times New Roman"/>
+          <w:sz w:val="28"/>
+          <w:szCs w:val="28"/>
+        </w:rPr>
+        <w:t xml:space="preserve">Сценарій </w:t>
+      </w:r>
+      <w:r>
+        <w:rPr>
+          <w:rFonts w:ascii="Consolas" w:cs="Consolas" w:eastAsia="Consolas" w:hAnsi="Consolas"/>
+          <w:sz w:val="24"/>
+          <w:szCs w:val="24"/>
+        </w:rPr>
+        <w:t xml:space="preserve">js/main.js</w:t>
+      </w:r>
+      <w:r>
+        <w:rPr>
+          <w:rFonts w:ascii="Times New Roman" w:cs="Times New Roman" w:eastAsia="Times New Roman" w:hAnsi="Times New Roman"/>
+          <w:sz w:val="28"/>
+          <w:szCs w:val="28"/>
+        </w:rPr>
+        <w:t xml:space="preserve"> керує порами року (вибір зберігається в браузері), створює пелюстки, краплі, листя чи сніжинки, що падають, і зсуває шари пейзажу під час прокручування (паралакс). Фрази розмовника можна прослухати — сайт використовує синтез мовлення браузера з японським голосом. Годинник показує поточний час у Токіо та різницю з Києвом. На сторінці міст поїзд Сінкансен їде маршрутом Токіо — Фудзі — Кіото — Осака, на сторінці культури можна скласти журавлика-оріґамі в чотири кроки, а на сторінці кухні — перевірити знання етикету.</w:t>
       </w:r>
     </w:p>
     <w:p>
@@ -3478,103 +3305,7 @@
           <w:sz w:val="26"/>
           <w:szCs w:val="26"/>
         </w:rPr>
-        <w:t xml:space="preserve">Рис. 8. Сторінка автора зі схемою каркаса</w:t>
-      </w:r>
-    </w:p>
-    <w:p>
-      <w:pPr>
-        <w:keepNext/>
-        <w:spacing w:after="120" w:before="240" w:line="360"/>
-        <w:ind w:firstLine="709"/>
-        <w:jc w:val="left"/>
-      </w:pPr>
-      <w:r>
-        <w:rPr>
-          <w:rFonts w:ascii="Times New Roman" w:cs="Times New Roman" w:eastAsia="Times New Roman" w:hAnsi="Times New Roman"/>
-          <w:b/>
-          <w:bCs/>
-          <w:sz w:val="28"/>
-          <w:szCs w:val="28"/>
-        </w:rPr>
-        <w:t xml:space="preserve">5. Оформлення, анімація та інтерактивність</w:t>
-      </w:r>
-    </w:p>
-    <w:p>
-      <w:pPr>
-        <w:spacing w:after="0" w:before="0" w:line="360"/>
-        <w:ind w:firstLine="709"/>
-        <w:jc w:val="both"/>
-      </w:pPr>
-      <w:r>
-        <w:rPr>
-          <w:rFonts w:ascii="Times New Roman" w:cs="Times New Roman" w:eastAsia="Times New Roman" w:hAnsi="Times New Roman"/>
-          <w:sz w:val="28"/>
-          <w:szCs w:val="28"/>
-        </w:rPr>
-        <w:t xml:space="preserve">Стилі </w:t>
-      </w:r>
-      <w:r>
-        <w:rPr>
-          <w:rFonts w:ascii="Consolas" w:cs="Consolas" w:eastAsia="Consolas" w:hAnsi="Consolas"/>
-          <w:sz w:val="24"/>
-          <w:szCs w:val="24"/>
-        </w:rPr>
-        <w:t xml:space="preserve">css/style.css</w:t>
-      </w:r>
-      <w:r>
-        <w:rPr>
-          <w:rFonts w:ascii="Times New Roman" w:cs="Times New Roman" w:eastAsia="Times New Roman" w:hAnsi="Times New Roman"/>
-          <w:sz w:val="28"/>
-          <w:szCs w:val="28"/>
-        </w:rPr>
-        <w:t xml:space="preserve"> поєднують «папір васі» з візерунком хвиль сейгайха (радіальні градієнти), чорну туш і червону кіновар. Кожна пора року — це набір змінних CSS (</w:t>
-      </w:r>
-      <w:r>
-        <w:rPr>
-          <w:rFonts w:ascii="Consolas" w:cs="Consolas" w:eastAsia="Consolas" w:hAnsi="Consolas"/>
-          <w:sz w:val="24"/>
-          <w:szCs w:val="24"/>
-        </w:rPr>
-        <w:t xml:space="preserve">html[data-season="winter"]</w:t>
-      </w:r>
-      <w:r>
-        <w:rPr>
-          <w:rFonts w:ascii="Times New Roman" w:cs="Times New Roman" w:eastAsia="Times New Roman" w:hAnsi="Times New Roman"/>
-          <w:sz w:val="28"/>
-          <w:szCs w:val="28"/>
-        </w:rPr>
-        <w:t xml:space="preserve"> тощо), тому перемикання змінює кольори неба, пагорбів, сонця й акцентів за одну дію. Ієрогліфи показано шрифтом Noto Serif JP, до сайту підключено лише ті його фрагменти, що містять потрібні знаки.</w:t>
-      </w:r>
-    </w:p>
-    <w:p>
-      <w:pPr>
-        <w:spacing w:after="0" w:before="0" w:line="360"/>
-        <w:ind w:firstLine="709"/>
-        <w:jc w:val="both"/>
-      </w:pPr>
-      <w:r>
-        <w:rPr>
-          <w:rFonts w:ascii="Times New Roman" w:cs="Times New Roman" w:eastAsia="Times New Roman" w:hAnsi="Times New Roman"/>
-          <w:sz w:val="28"/>
-          <w:szCs w:val="28"/>
-        </w:rPr>
-        <w:t xml:space="preserve">Сценарій </w:t>
-      </w:r>
-      <w:r>
-        <w:rPr>
-          <w:rFonts w:ascii="Consolas" w:cs="Consolas" w:eastAsia="Consolas" w:hAnsi="Consolas"/>
-          <w:sz w:val="24"/>
-          <w:szCs w:val="24"/>
-        </w:rPr>
-        <w:t xml:space="preserve">js/main.js</w:t>
-      </w:r>
-      <w:r>
-        <w:rPr>
-          <w:rFonts w:ascii="Times New Roman" w:cs="Times New Roman" w:eastAsia="Times New Roman" w:hAnsi="Times New Roman"/>
-          <w:sz w:val="28"/>
-          <w:szCs w:val="28"/>
-        </w:rPr>
-        <w:t xml:space="preserve"> керує порами року (вибір зберігається в браузері), створює пелюстки, краплі, листя чи сніжинки, що падають, і зсуває шари пейзажу під час прокручування (паралакс). Фрази розмовника можна прослухати — сайт використовує синтез мовлення браузера з японським голосом. Годинник показує поточний час у Токіо та різницю з Києвом. На сторінці міст поїзд Сінкансен їде маршрутом Токіо — Фудзі — Кіото — Осака, на сторінці культури можна скласти журавлика-оріґамі в чотири кроки, а на сторінці кухні — перевірити знання етикету.</w:t>
+        <w:t xml:space="preserve">Рис. 9. Той самий сайт узимку: змінилися кольори неба й пагорбів, падає сніг</w:t>
       </w:r>
     </w:p>
     <w:p>
@@ -3635,7 +3366,7 @@
           <w:sz w:val="26"/>
           <w:szCs w:val="26"/>
         </w:rPr>
-        <w:t xml:space="preserve">Рис. 9. Той самий сайт узимку: змінилися кольори неба й пагорбів, падає сніг</w:t>
+        <w:t xml:space="preserve">Рис. 10. Журавлик-оріґамі, складений за чотири кроки</w:t>
       </w:r>
     </w:p>
     <w:p>
@@ -3696,7 +3427,56 @@
           <w:sz w:val="26"/>
           <w:szCs w:val="26"/>
         </w:rPr>
-        <w:t xml:space="preserve">Рис. 10. Журавлик-оріґамі, складений за чотири кроки</w:t>
+        <w:t xml:space="preserve">Рис. 11. Поїзд Сінкансен на маршруті «Золотий шлях»</w:t>
+      </w:r>
+    </w:p>
+    <w:p>
+      <w:pPr>
+        <w:keepNext/>
+        <w:spacing w:after="120" w:before="240" w:line="360"/>
+        <w:ind w:firstLine="709"/>
+        <w:jc w:val="left"/>
+      </w:pPr>
+      <w:r>
+        <w:rPr>
+          <w:rFonts w:ascii="Times New Roman" w:cs="Times New Roman" w:eastAsia="Times New Roman" w:hAnsi="Times New Roman"/>
+          <w:b/>
+          <w:bCs/>
+          <w:sz w:val="28"/>
+          <w:szCs w:val="28"/>
+        </w:rPr>
+        <w:t xml:space="preserve">6. Адаптивність, перевірка і публікація</w:t>
+      </w:r>
+    </w:p>
+    <w:p>
+      <w:pPr>
+        <w:spacing w:after="0" w:before="0" w:line="360"/>
+        <w:ind w:firstLine="709"/>
+        <w:jc w:val="both"/>
+      </w:pPr>
+      <w:r>
+        <w:rPr>
+          <w:rFonts w:ascii="Times New Roman" w:cs="Times New Roman" w:eastAsia="Times New Roman" w:hAnsi="Times New Roman"/>
+          <w:sz w:val="28"/>
+          <w:szCs w:val="28"/>
+        </w:rPr>
+        <w:t xml:space="preserve">Таблиці погано пристосовуються до вузьких екранів, тому для смартфонів у CSS додано медіазапити: комірки таблиці-каркаса отримують </w:t>
+      </w:r>
+      <w:r>
+        <w:rPr>
+          <w:rFonts w:ascii="Consolas" w:cs="Consolas" w:eastAsia="Consolas" w:hAnsi="Consolas"/>
+          <w:sz w:val="24"/>
+          <w:szCs w:val="24"/>
+        </w:rPr>
+        <w:t xml:space="preserve">display: block</w:t>
+      </w:r>
+      <w:r>
+        <w:rPr>
+          <w:rFonts w:ascii="Times New Roman" w:cs="Times New Roman" w:eastAsia="Times New Roman" w:hAnsi="Times New Roman"/>
+          <w:sz w:val="28"/>
+          <w:szCs w:val="28"/>
+        </w:rPr>
+        <w:t xml:space="preserve"> і стають одна під одною, вкладені таблиці-сітки перебудовуються в одну чи дві колонки, а широкі таблиці даних можна прокручувати горизонтально. На телефоні основний вміст показано першим, розмовник і права панель — під ним; широку таблицю міст можна прокручувати.</w:t>
       </w:r>
     </w:p>
     <w:p>
@@ -3708,7 +3488,7 @@
       <w:r>
         <w:drawing>
           <wp:inline distT="0" distB="0" distL="0" distR="0">
-            <wp:extent cx="5762625" cy="3600450"/>
+            <wp:extent cx="4324350" cy="4438650"/>
             <wp:effectExtent t="0" r="0" b="0" l="0"/>
             <wp:docPr id="1" name="" descr="" title=""/>
             <wp:cNvGraphicFramePr>
@@ -3733,116 +3513,6 @@
                   <pic:spPr bwMode="auto">
                     <a:xfrm>
                       <a:off x="0" y="0"/>
-                      <a:ext cx="5762625" cy="3600450"/>
-                    </a:xfrm>
-                    <a:prstGeom prst="rect">
-                      <a:avLst/>
-                    </a:prstGeom>
-                  </pic:spPr>
-                </pic:pic>
-              </a:graphicData>
-            </a:graphic>
-          </wp:inline>
-        </w:drawing>
-      </w:r>
-    </w:p>
-    <w:p>
-      <w:pPr>
-        <w:spacing w:after="200" w:line="300"/>
-        <w:jc w:val="center"/>
-      </w:pPr>
-      <w:r>
-        <w:rPr>
-          <w:rFonts w:ascii="Times New Roman" w:cs="Times New Roman" w:eastAsia="Times New Roman" w:hAnsi="Times New Roman"/>
-          <w:sz w:val="26"/>
-          <w:szCs w:val="26"/>
-        </w:rPr>
-        <w:t xml:space="preserve">Рис. 11. Поїзд Сінкансен на маршруті «Золотий шлях»</w:t>
-      </w:r>
-    </w:p>
-    <w:p>
-      <w:pPr>
-        <w:keepNext/>
-        <w:spacing w:after="120" w:before="240" w:line="360"/>
-        <w:ind w:firstLine="709"/>
-        <w:jc w:val="left"/>
-      </w:pPr>
-      <w:r>
-        <w:rPr>
-          <w:rFonts w:ascii="Times New Roman" w:cs="Times New Roman" w:eastAsia="Times New Roman" w:hAnsi="Times New Roman"/>
-          <w:b/>
-          <w:bCs/>
-          <w:sz w:val="28"/>
-          <w:szCs w:val="28"/>
-        </w:rPr>
-        <w:t xml:space="preserve">6. Адаптивність, перевірка і публікація</w:t>
-      </w:r>
-    </w:p>
-    <w:p>
-      <w:pPr>
-        <w:spacing w:after="0" w:before="0" w:line="360"/>
-        <w:ind w:firstLine="709"/>
-        <w:jc w:val="both"/>
-      </w:pPr>
-      <w:r>
-        <w:rPr>
-          <w:rFonts w:ascii="Times New Roman" w:cs="Times New Roman" w:eastAsia="Times New Roman" w:hAnsi="Times New Roman"/>
-          <w:sz w:val="28"/>
-          <w:szCs w:val="28"/>
-        </w:rPr>
-        <w:t xml:space="preserve">Таблиці погано пристосовуються до вузьких екранів, тому для смартфонів у CSS додано медіазапити: комірки таблиці-каркаса отримують </w:t>
-      </w:r>
-      <w:r>
-        <w:rPr>
-          <w:rFonts w:ascii="Consolas" w:cs="Consolas" w:eastAsia="Consolas" w:hAnsi="Consolas"/>
-          <w:sz w:val="24"/>
-          <w:szCs w:val="24"/>
-        </w:rPr>
-        <w:t xml:space="preserve">display: block</w:t>
-      </w:r>
-      <w:r>
-        <w:rPr>
-          <w:rFonts w:ascii="Times New Roman" w:cs="Times New Roman" w:eastAsia="Times New Roman" w:hAnsi="Times New Roman"/>
-          <w:sz w:val="28"/>
-          <w:szCs w:val="28"/>
-        </w:rPr>
-        <w:t xml:space="preserve"> і стають одна під одною, вкладені таблиці-сітки перебудовуються в одну чи дві колонки, а широкі таблиці даних можна прокручувати горизонтально. На телефоні основний вміст показано першим, розмовник і права панель — під ним; широку таблицю міст можна прокручувати.</w:t>
-      </w:r>
-    </w:p>
-    <w:p>
-      <w:pPr>
-        <w:keepNext/>
-        <w:spacing w:after="60" w:before="120"/>
-        <w:jc w:val="center"/>
-      </w:pPr>
-      <w:r>
-        <w:drawing>
-          <wp:inline distT="0" distB="0" distL="0" distR="0">
-            <wp:extent cx="4324350" cy="4438650"/>
-            <wp:effectExtent t="0" r="0" b="0" l="0"/>
-            <wp:docPr id="1" name="" descr="" title=""/>
-            <wp:cNvGraphicFramePr>
-              <a:graphicFrameLocks xmlns:a="http://schemas.openxmlformats.org/drawingml/2006/main" noChangeAspect="1"/>
-            </wp:cNvGraphicFramePr>
-            <a:graphic xmlns:a="http://schemas.openxmlformats.org/drawingml/2006/main">
-              <a:graphicData uri="http://schemas.openxmlformats.org/drawingml/2006/picture">
-                <pic:pic xmlns:pic="http://schemas.openxmlformats.org/drawingml/2006/picture">
-                  <pic:nvPicPr>
-                    <pic:cNvPr id="0" name="" descr=""/>
-                    <pic:cNvPicPr>
-                      <a:picLocks noChangeAspect="1" noChangeArrowheads="1"/>
-                    </pic:cNvPicPr>
-                  </pic:nvPicPr>
-                  <pic:blipFill>
-                    <a:blip r:embed="rId20" cstate="none"/>
-                    <a:srcRect/>
-                    <a:stretch>
-                      <a:fillRect/>
-                    </a:stretch>
-                  </pic:blipFill>
-                  <pic:spPr bwMode="auto">
-                    <a:xfrm>
-                      <a:off x="0" y="0"/>
                       <a:ext cx="4324350" cy="4438650"/>
                     </a:xfrm>
                     <a:prstGeom prst="rect">
@@ -5203,11 +4873,9 @@
     </w:p>
     <w:sectPr>
       <w:footerReference w:type="default" r:id="rId7"/>
-      <w:footerReference w:type="first" r:id="rId8"/>
       <w:pgSz w:w="11906" w:h="16838" w:orient="portrait"/>
       <w:pgMar w:top="1134" w:right="851" w:bottom="1134" w:left="1701" w:header="708" w:footer="708" w:gutter="0"/>
-      <w:pgNumType/>
-      <w:titlePg/>
+      <w:pgNumType w:start="2"/>
       <w:docGrid w:linePitch="360"/>
     </w:sectPr>
   </w:body>
@@ -5273,12 +4941,6 @@
       <w:fldChar w:fldCharType="end"/>
     </w:r>
   </w:p>
-</w:ftr>
-</file>
-
-<file path=word/footer2.xml><?xml version="1.0" encoding="utf-8"?>
-<w:ftr xmlns:wpc="http://schemas.microsoft.com/office/word/2010/wordprocessingCanvas" xmlns:mc="http://schemas.openxmlformats.org/markup-compatibility/2006" xmlns:o="urn:schemas-microsoft-com:office:office" xmlns:r="http://schemas.openxmlformats.org/officeDocument/2006/relationships" xmlns:m="http://schemas.openxmlformats.org/officeDocument/2006/math" xmlns:v="urn:schemas-microsoft-com:vml" xmlns:wp14="http://schemas.microsoft.com/office/word/2010/wordprocessingDrawing" xmlns:wp="http://schemas.openxmlformats.org/drawingml/2006/wordprocessingDrawing" xmlns:w10="urn:schemas-microsoft-com:office:word" xmlns:w="http://schemas.openxmlformats.org/wordprocessingml/2006/main" xmlns:w14="http://schemas.microsoft.com/office/word/2010/wordml" xmlns:w15="http://schemas.microsoft.com/office/word/2012/wordml" xmlns:wpg="http://schemas.microsoft.com/office/word/2010/wordprocessingGroup" xmlns:wpi="http://schemas.microsoft.com/office/word/2010/wordprocessingInk" xmlns:wne="http://schemas.microsoft.com/office/word/2006/wordml" xmlns:wps="http://schemas.microsoft.com/office/word/2010/wordprocessingShape">
-  <w:p/>
 </w:ftr>
 </file>
 
